--- a/manuscripts/ijnmbe/rendered/graphical_abstract_ijnmbe.docx
+++ b/manuscripts/ijnmbe/rendered/graphical_abstract_ijnmbe.docx
@@ -264,49 +264,49 @@
         <w:t xml:space="preserve"> </w:t>
       </w:r>
       <w:r>
-        <w:t xml:space="preserve">split-conformal intervals stratified by maneuver category,</w:t>
+        <w:t xml:space="preserve">split-conformal intervals, heteroscedastic CQR for time-to-G-LOC, and</w:t>
       </w:r>
       <w:r>
         <w:t xml:space="preserve"> </w:t>
       </w:r>
       <w:r>
-        <w:t xml:space="preserve">conformal-distance out-of-distribution abstention, and global Sobol sensitivity —</w:t>
+        <w:t xml:space="preserve">conformal-distance OOD abstention — surrounds the FAA-validated CGEM</w:t>
       </w:r>
       <w:r>
         <w:t xml:space="preserve"> </w:t>
       </w:r>
       <w:r>
-        <w:t xml:space="preserve">surrounds the FAA-validated CGEM Fortran ODE model of +Gz acceleration</w:t>
+        <w:t xml:space="preserve">Fortran ODE model of +Gz physiology without modifying it. On the</w:t>
       </w:r>
       <w:r>
         <w:t xml:space="preserve"> </w:t>
       </w:r>
       <w:r>
-        <w:t xml:space="preserve">physiology without modifying it. On a 3,240-row pre-registered held-out</w:t>
+        <w:t xml:space="preserve">pre-registered held-out test split, the surrogate is ~180× faster than</w:t>
       </w:r>
       <w:r>
         <w:t xml:space="preserve"> </w:t>
       </w:r>
       <w:r>
-        <w:t xml:space="preserve">test split, the surrogate is ~180 × faster than direct subprocess</w:t>
+        <w:t xml:space="preserve">direct subprocess invocation and conformal coverage stays within ±5 pp</w:t>
       </w:r>
       <w:r>
         <w:t xml:space="preserve"> </w:t>
       </w:r>
       <w:r>
-        <w:t xml:space="preserve">invocation and conformal coverage stays within 4.6 percentage points of</w:t>
+        <w:t xml:space="preserve">of nominal 95 % on all five targets once CQR replaces the Mondrian</w:t>
       </w:r>
       <w:r>
         <w:t xml:space="preserve"> </w:t>
       </w:r>
       <w:r>
-        <w:t xml:space="preserve">nominal 95 % on 4 of 5 targets. The additive-wrapper pattern generalises</w:t>
+        <w:t xml:space="preserve">baseline on time-to-G-LOC. The additive pattern generalises to any</w:t>
       </w:r>
       <w:r>
         <w:t xml:space="preserve"> </w:t>
       </w:r>
       <w:r>
-        <w:t xml:space="preserve">to any validated biomedical ODE model.</w:t>
+        <w:t xml:space="preserve">validated biomedical ODE model.</w:t>
       </w:r>
     </w:p>
     <w:p>
@@ -340,13 +340,13 @@
           <w:bCs/>
           <w:b/>
         </w:rPr>
-        <w:t xml:space="preserve">78 words</w:t>
+        <w:t xml:space="preserve">80 words</w:t>
       </w:r>
       <w:r>
         <w:t xml:space="preserve"> </w:t>
       </w:r>
       <w:r>
-        <w:t xml:space="preserve">/ 80. PASS.</w:t>
+        <w:t xml:space="preserve">/ 80. PASS (exactly at cap).</w:t>
       </w:r>
     </w:p>
     <w:p>
@@ -404,13 +404,67 @@
         <w:pStyle w:val="Compact"/>
       </w:pPr>
       <w:r>
-        <w:t xml:space="preserve">Quantitative anchors present (~180×, ≤4.6 pp, 4 of 5 targets, 95 %).</w:t>
+        <w:t xml:space="preserve">Quantitative anchors present (~180×, ±5 pp, all 5 targets, 95 %).</w:t>
       </w:r>
       <w:r>
         <w:t xml:space="preserve"> </w:t>
       </w:r>
       <w:r>
         <w:t xml:space="preserve">PASS.</w:t>
+      </w:r>
+    </w:p>
+    <w:p>
+      <w:pPr>
+        <w:numPr>
+          <w:ilvl w:val="0"/>
+          <w:numId w:val="1001"/>
+        </w:numPr>
+        <w:pStyle w:val="Compact"/>
+      </w:pPr>
+      <w:r>
+        <w:t xml:space="preserve">Updated 2026-05-12: mini-abstract synced to the post-CQR (OSF</w:t>
+      </w:r>
+      <w:r>
+        <w:t xml:space="preserve"> </w:t>
+      </w:r>
+      <w:r>
+        <w:t xml:space="preserve">amendment H5) framing — replaces the earlier</w:t>
+      </w:r>
+      <w:r>
+        <w:t xml:space="preserve"> </w:t>
+      </w:r>
+      <w:r>
+        <w:t xml:space="preserve">“</w:t>
+      </w:r>
+      <w:r>
+        <w:t xml:space="preserve">within 4.6 pp on 4 of 5</w:t>
+      </w:r>
+      <w:r>
+        <w:t xml:space="preserve"> </w:t>
+      </w:r>
+      <w:r>
+        <w:t xml:space="preserve">targets</w:t>
+      </w:r>
+      <w:r>
+        <w:t xml:space="preserve">”</w:t>
+      </w:r>
+      <w:r>
+        <w:t xml:space="preserve"> </w:t>
+      </w:r>
+      <w:r>
+        <w:t xml:space="preserve">wording, which described only the homoscedastic Mondrian</w:t>
+      </w:r>
+      <w:r>
+        <w:t xml:space="preserve"> </w:t>
+      </w:r>
+      <w:r>
+        <w:t xml:space="preserve">baseline. The 5th target (time-to-G-LOC) is now explicitly captured</w:t>
+      </w:r>
+      <w:r>
+        <w:t xml:space="preserve"> </w:t>
+      </w:r>
+      <w:r>
+        <w:t xml:space="preserve">via CQR.</w:t>
       </w:r>
     </w:p>
     <w:p>
